--- a/teaching/2026Summer/5070/syllabus.docx
+++ b/teaching/2026Summer/5070/syllabus.docx
@@ -282,14 +282,7 @@
           <w:sz w:val="28"/>
           <w:szCs w:val="28"/>
         </w:rPr>
-        <w:t>Mathematical Structures for Computer Science</w:t>
-      </w:r>
-      <w:r>
-        <w:rPr>
-          <w:sz w:val="28"/>
-          <w:szCs w:val="28"/>
-        </w:rPr>
-        <w:t xml:space="preserve"> </w:t>
+        <w:t xml:space="preserve">Mathematical Structures for Computer Science </w:t>
       </w:r>
       <w:bookmarkStart w:id="0" w:name="OLE_LINK1"/>
     </w:p>
@@ -823,6 +816,9 @@
         <w:r>
           <w:t>‬</w:t>
         </w:r>
+        <w:r>
+          <w:t>‬</w:t>
+        </w:r>
       </w:bdo>
     </w:p>
     <w:p>
@@ -1859,7 +1855,39 @@
           <w:sz w:val="24"/>
           <w:szCs w:val="21"/>
         </w:rPr>
-        <w:t xml:space="preserve"> 2 tests (midterm and final), 7 assignments and 1 course project. All assignments (and the course project report) must be submitted in a report format. A submission might also require attached source files, input data and output data files. See rubrics. Assignments and quizzes will be graded over 100 points. </w:t>
+        <w:t xml:space="preserve"> 2 tests (midterm and final), </w:t>
+      </w:r>
+      <w:r>
+        <w:rPr>
+          <w:rFonts w:eastAsia="Times New Roman" w:cstheme="minorHAnsi"/>
+          <w:sz w:val="24"/>
+          <w:szCs w:val="21"/>
+        </w:rPr>
+        <w:t>8</w:t>
+      </w:r>
+      <w:r>
+        <w:rPr>
+          <w:rFonts w:eastAsia="Times New Roman" w:cstheme="minorHAnsi"/>
+          <w:sz w:val="24"/>
+          <w:szCs w:val="21"/>
+        </w:rPr>
+        <w:t xml:space="preserve"> assignments </w:t>
+      </w:r>
+      <w:r>
+        <w:rPr>
+          <w:rFonts w:eastAsia="Times New Roman" w:cstheme="minorHAnsi"/>
+          <w:sz w:val="24"/>
+          <w:szCs w:val="21"/>
+        </w:rPr>
+        <w:t xml:space="preserve">or </w:t>
+      </w:r>
+      <w:r>
+        <w:rPr>
+          <w:rFonts w:eastAsia="Times New Roman" w:cstheme="minorHAnsi"/>
+          <w:sz w:val="24"/>
+          <w:szCs w:val="21"/>
+        </w:rPr>
+        <w:t xml:space="preserve">course project. All assignments (and the course project report) must be submitted in a report format. A submission might also require attached source files, input data and output data files. See rubrics. Assignments and quizzes will be graded over 100 points. </w:t>
       </w:r>
     </w:p>
     <w:p>
@@ -2307,68 +2335,7 @@
                 <w:sz w:val="24"/>
                 <w:szCs w:val="24"/>
               </w:rPr>
-              <w:t>4</w:t>
-            </w:r>
-            <w:r>
-              <w:rPr>
-                <w:rFonts w:eastAsia="Times New Roman" w:cstheme="minorHAnsi"/>
-                <w:sz w:val="24"/>
-                <w:szCs w:val="24"/>
-              </w:rPr>
-              <w:t>0%</w:t>
-            </w:r>
-          </w:p>
-        </w:tc>
-      </w:tr>
-      <w:tr>
-        <w:trPr>
-          <w:jc w:val="center"/>
-        </w:trPr>
-        <w:tc>
-          <w:tcPr>
-            <w:cnfStyle w:val="001000000000" w:firstRow="0" w:lastRow="0" w:firstColumn="1" w:lastColumn="0" w:oddVBand="0" w:evenVBand="0" w:oddHBand="0" w:evenHBand="0" w:firstRowFirstColumn="0" w:firstRowLastColumn="0" w:lastRowFirstColumn="0" w:lastRowLastColumn="0"/>
-            <w:tcW w:w="3780" w:type="dxa"/>
-          </w:tcPr>
-          <w:p>
-            <w:pPr>
-              <w:jc w:val="center"/>
-              <w:rPr>
-                <w:rFonts w:cstheme="minorHAnsi"/>
-                <w:sz w:val="24"/>
-                <w:szCs w:val="24"/>
-              </w:rPr>
-            </w:pPr>
-            <w:r>
-              <w:rPr>
-                <w:rFonts w:eastAsia="Times New Roman" w:cstheme="minorHAnsi"/>
-                <w:sz w:val="24"/>
-                <w:szCs w:val="24"/>
-              </w:rPr>
-              <w:t>Projects</w:t>
-            </w:r>
-          </w:p>
-        </w:tc>
-        <w:tc>
-          <w:tcPr>
-            <w:tcW w:w="4510" w:type="dxa"/>
-          </w:tcPr>
-          <w:p>
-            <w:pPr>
-              <w:jc w:val="center"/>
-              <w:cnfStyle w:val="000000000000" w:firstRow="0" w:lastRow="0" w:firstColumn="0" w:lastColumn="0" w:oddVBand="0" w:evenVBand="0" w:oddHBand="0" w:evenHBand="0" w:firstRowFirstColumn="0" w:firstRowLastColumn="0" w:lastRowFirstColumn="0" w:lastRowLastColumn="0"/>
-              <w:rPr>
-                <w:rFonts w:cstheme="minorHAnsi"/>
-                <w:sz w:val="24"/>
-                <w:szCs w:val="24"/>
-              </w:rPr>
-            </w:pPr>
-            <w:r>
-              <w:rPr>
-                <w:rFonts w:eastAsia="Times New Roman" w:cstheme="minorHAnsi"/>
-                <w:sz w:val="24"/>
-                <w:szCs w:val="24"/>
-              </w:rPr>
-              <w:t>1</w:t>
+              <w:t>5</w:t>
             </w:r>
             <w:r>
               <w:rPr>
@@ -9273,22 +9240,6 @@
 </file>
 
 <file path=customXml/item1.xml><?xml version="1.0" encoding="utf-8"?>
-<b:Sources xmlns:b="http://schemas.openxmlformats.org/officeDocument/2006/bibliography" xmlns="http://schemas.openxmlformats.org/officeDocument/2006/bibliography" SelectedStyle="/APASixthEditionOfficeOnline.xsl" StyleName="APA" Version="6"/>
-</file>
-
-<file path=customXml/item2.xml><?xml version="1.0" encoding="utf-8"?>
-<p:properties xmlns:p="http://schemas.microsoft.com/office/2006/metadata/properties" xmlns:xsi="http://www.w3.org/2001/XMLSchema-instance" xmlns:pc="http://schemas.microsoft.com/office/infopath/2007/PartnerControls">
-  <documentManagement>
-    <lcf76f155ced4ddcb4097134ff3c332f xmlns="2b50b422-c025-439b-8df6-71285c110892">
-      <Terms xmlns="http://schemas.microsoft.com/office/infopath/2007/PartnerControls"/>
-    </lcf76f155ced4ddcb4097134ff3c332f>
-    <TaxCatchAll xmlns="09241bc2-aa07-462a-9c49-d382f2ea7c29" xsi:nil="true"/>
-    <Date xmlns="2b50b422-c025-439b-8df6-71285c110892" xsi:nil="true"/>
-  </documentManagement>
-</p:properties>
-</file>
-
-<file path=customXml/item3.xml><?xml version="1.0" encoding="utf-8"?>
 <ct:contentTypeSchema xmlns:ct="http://schemas.microsoft.com/office/2006/metadata/contentType" xmlns:ma="http://schemas.microsoft.com/office/2006/metadata/properties/metaAttributes" ct:_="" ma:_="" ma:contentTypeName="Document" ma:contentTypeID="0x0101005C8694EDDC556D48A3A2F9DAB14640A9" ma:contentTypeVersion="19" ma:contentTypeDescription="Create a new document." ma:contentTypeScope="" ma:versionID="007d6f60398a2a62edd16a45528de149">
   <xsd:schema xmlns:xsd="http://www.w3.org/2001/XMLSchema" xmlns:xs="http://www.w3.org/2001/XMLSchema" xmlns:p="http://schemas.microsoft.com/office/2006/metadata/properties" xmlns:ns2="2b50b422-c025-439b-8df6-71285c110892" xmlns:ns3="09241bc2-aa07-462a-9c49-d382f2ea7c29" targetNamespace="http://schemas.microsoft.com/office/2006/metadata/properties" ma:root="true" ma:fieldsID="c4d679a5101131d6e654ceafde843fca" ns2:_="" ns3:_="">
     <xsd:import namespace="2b50b422-c025-439b-8df6-71285c110892"/>
@@ -9543,6 +9494,22 @@
 </ct:contentTypeSchema>
 </file>
 
+<file path=customXml/item2.xml><?xml version="1.0" encoding="utf-8"?>
+<p:properties xmlns:p="http://schemas.microsoft.com/office/2006/metadata/properties" xmlns:xsi="http://www.w3.org/2001/XMLSchema-instance" xmlns:pc="http://schemas.microsoft.com/office/infopath/2007/PartnerControls">
+  <documentManagement>
+    <lcf76f155ced4ddcb4097134ff3c332f xmlns="2b50b422-c025-439b-8df6-71285c110892">
+      <Terms xmlns="http://schemas.microsoft.com/office/infopath/2007/PartnerControls"/>
+    </lcf76f155ced4ddcb4097134ff3c332f>
+    <TaxCatchAll xmlns="09241bc2-aa07-462a-9c49-d382f2ea7c29" xsi:nil="true"/>
+    <Date xmlns="2b50b422-c025-439b-8df6-71285c110892" xsi:nil="true"/>
+  </documentManagement>
+</p:properties>
+</file>
+
+<file path=customXml/item3.xml><?xml version="1.0" encoding="utf-8"?>
+<b:Sources xmlns:b="http://schemas.openxmlformats.org/officeDocument/2006/bibliography" xmlns="http://schemas.openxmlformats.org/officeDocument/2006/bibliography" SelectedStyle="/APASixthEditionOfficeOnline.xsl" StyleName="APA" Version="6"/>
+</file>
+
 <file path=customXml/item4.xml><?xml version="1.0" encoding="utf-8"?>
 <?mso-contentType ?>
 <FormTemplates xmlns="http://schemas.microsoft.com/sharepoint/v3/contenttype/forms">
@@ -9553,25 +9520,6 @@
 </file>
 
 <file path=customXml/itemProps1.xml><?xml version="1.0" encoding="utf-8"?>
-<ds:datastoreItem xmlns:ds="http://schemas.openxmlformats.org/officeDocument/2006/customXml" ds:itemID="{344FEE3B-644C-4A73-B503-C3E417606310}">
-  <ds:schemaRefs>
-    <ds:schemaRef ds:uri="http://schemas.openxmlformats.org/officeDocument/2006/bibliography"/>
-  </ds:schemaRefs>
-</ds:datastoreItem>
-</file>
-
-<file path=customXml/itemProps2.xml><?xml version="1.0" encoding="utf-8"?>
-<ds:datastoreItem xmlns:ds="http://schemas.openxmlformats.org/officeDocument/2006/customXml" ds:itemID="{2EF9BEFA-B9A7-4873-8674-716F4FCF67A5}">
-  <ds:schemaRefs>
-    <ds:schemaRef ds:uri="http://schemas.microsoft.com/office/2006/metadata/properties"/>
-    <ds:schemaRef ds:uri="http://schemas.microsoft.com/office/infopath/2007/PartnerControls"/>
-    <ds:schemaRef ds:uri="2b50b422-c025-439b-8df6-71285c110892"/>
-    <ds:schemaRef ds:uri="09241bc2-aa07-462a-9c49-d382f2ea7c29"/>
-  </ds:schemaRefs>
-</ds:datastoreItem>
-</file>
-
-<file path=customXml/itemProps3.xml><?xml version="1.0" encoding="utf-8"?>
 <ds:datastoreItem xmlns:ds="http://schemas.openxmlformats.org/officeDocument/2006/customXml" ds:itemID="{B7223C37-FB7A-4528-A4A1-FA32EDCF07E0}">
   <ds:schemaRefs>
     <ds:schemaRef ds:uri="http://schemas.microsoft.com/office/2006/metadata/contentType"/>
@@ -9590,6 +9538,25 @@
 </ds:datastoreItem>
 </file>
 
+<file path=customXml/itemProps2.xml><?xml version="1.0" encoding="utf-8"?>
+<ds:datastoreItem xmlns:ds="http://schemas.openxmlformats.org/officeDocument/2006/customXml" ds:itemID="{2EF9BEFA-B9A7-4873-8674-716F4FCF67A5}">
+  <ds:schemaRefs>
+    <ds:schemaRef ds:uri="http://schemas.microsoft.com/office/2006/metadata/properties"/>
+    <ds:schemaRef ds:uri="http://schemas.microsoft.com/office/infopath/2007/PartnerControls"/>
+    <ds:schemaRef ds:uri="2b50b422-c025-439b-8df6-71285c110892"/>
+    <ds:schemaRef ds:uri="09241bc2-aa07-462a-9c49-d382f2ea7c29"/>
+  </ds:schemaRefs>
+</ds:datastoreItem>
+</file>
+
+<file path=customXml/itemProps3.xml><?xml version="1.0" encoding="utf-8"?>
+<ds:datastoreItem xmlns:ds="http://schemas.openxmlformats.org/officeDocument/2006/customXml" ds:itemID="{344FEE3B-644C-4A73-B503-C3E417606310}">
+  <ds:schemaRefs>
+    <ds:schemaRef ds:uri="http://schemas.openxmlformats.org/officeDocument/2006/bibliography"/>
+  </ds:schemaRefs>
+</ds:datastoreItem>
+</file>
+
 <file path=customXml/itemProps4.xml><?xml version="1.0" encoding="utf-8"?>
 <ds:datastoreItem xmlns:ds="http://schemas.openxmlformats.org/officeDocument/2006/customXml" ds:itemID="{73D07C5C-AC67-410C-B500-6A01FD3AE539}">
   <ds:schemaRefs>
